--- a/docs/sweetpotato/sweetpotato-sop-swh.docx
+++ b/docs/sweetpotato/sweetpotato-sop-swh.docx
@@ -127,7 +127,7 @@
         <w:t xml:space="preserve"> </w:t>
       </w:r>
       <w:r>
-        <w:t xml:space="preserve">v2026-06-03</w:t>
+        <w:t xml:space="preserve">v2026-06-04</w:t>
       </w:r>
     </w:p>
     <w:p>
@@ -469,7 +469,7 @@
         <w:pStyle w:val="BodyText"/>
       </w:pPr>
       <w:r>
-        <w:t xml:space="preserve">Ukubwa wa eneo dogo unapaswa kufuata mapendekezo ya Timu ya Usimamizi wa Bidhaa (PMT) na kuwa unaofaa kwa zao na mfumo wa uzalishaji. Taarifa kuhusu vipimo vya eneo dogo zinapaswa kurekodiwa katika metadata za jaribio. Kwa kiazi kitamu, ukubwa unaopendekezwa wa eneo dogo ni Mistari 4 yenye urefu wa m 3, na nafasi ya m 1 kati ya mistari, unaohitaji x mimea kwa kila eneo dogo.</w:t>
+        <w:t xml:space="preserve">Ukubwa wa eneo dogo unapaswa kufuata mapendekezo ya Timu ya Usimamizi wa Bidhaa (PMT) na kuwa unaofaa kwa zao na mfumo wa uzalishaji. Taarifa kuhusu vipimo vya eneo dogo zinapaswa kurekodiwa katika metadata za jaribio. Kwa kiazi kitamu, ukubwa unaopendekezwa wa eneo dogo ni Mistari 4 yenye urefu wa m 3, na nafasi ya m 1 kati ya mistari, unaohitaji 40 mimea kwa kila eneo dogo.</w:t>
       </w:r>
     </w:p>
     <w:p>
